--- a/产品方案/B端实体训练营-营规手册-v1.0-20260904.docx
+++ b/产品方案/B端实体训练营-营规手册-v1.0-20260904.docx
@@ -708,7 +708,7 @@
     </w:p>
     <w:p>
       <w:r>
-        <w:t>A：训练营帮你的「一个业务」跑通闭环；陪跑营帮你的「所有业务场景」都跑通，且含不限次数一对一答疑 + 出局方案 / SOP / 执行表单。</w:t>
+        <w:t>A：训练营帮你的「一个业务」跑通闭环；陪跑营帮你的「所有业务场景」都跑通，且含不限次数一对一答疑 + 突围 / 破局 / 增长方案 / SOP / 执行表单。</w:t>
       </w:r>
     </w:p>
     <w:p>
